--- a/Documentacion/Planning/Sprint_Planning_Sprint2_SportMatch.docx
+++ b/Documentacion/Planning/Sprint_Planning_Sprint2_SportMatch.docx
@@ -83,12 +83,6 @@
         <w:gridCol w:w="6026"/>
       </w:tblGrid>
       <w:tr>
-        <w:tblPrEx>
-          <w:tblCellMar>
-            <w:top w:w="0" w:type="dxa"/>
-            <w:bottom w:w="0" w:type="dxa"/>
-          </w:tblCellMar>
-        </w:tblPrEx>
         <w:tc>
           <w:tcPr>
             <w:tcW w:w="3000" w:type="dxa"/>
@@ -146,12 +140,6 @@
         </w:tc>
       </w:tr>
       <w:tr>
-        <w:tblPrEx>
-          <w:tblCellMar>
-            <w:top w:w="0" w:type="dxa"/>
-            <w:bottom w:w="0" w:type="dxa"/>
-          </w:tblCellMar>
-        </w:tblPrEx>
         <w:tc>
           <w:tcPr>
             <w:tcW w:w="3000" w:type="dxa"/>
@@ -207,12 +195,6 @@
         </w:tc>
       </w:tr>
       <w:tr>
-        <w:tblPrEx>
-          <w:tblCellMar>
-            <w:top w:w="0" w:type="dxa"/>
-            <w:bottom w:w="0" w:type="dxa"/>
-          </w:tblCellMar>
-        </w:tblPrEx>
         <w:tc>
           <w:tcPr>
             <w:tcW w:w="3000" w:type="dxa"/>
@@ -268,12 +250,6 @@
         </w:tc>
       </w:tr>
       <w:tr>
-        <w:tblPrEx>
-          <w:tblCellMar>
-            <w:top w:w="0" w:type="dxa"/>
-            <w:bottom w:w="0" w:type="dxa"/>
-          </w:tblCellMar>
-        </w:tblPrEx>
         <w:tc>
           <w:tcPr>
             <w:tcW w:w="3000" w:type="dxa"/>
@@ -329,73 +305,6 @@
         </w:tc>
       </w:tr>
       <w:tr>
-        <w:tblPrEx>
-          <w:tblCellMar>
-            <w:top w:w="0" w:type="dxa"/>
-            <w:bottom w:w="0" w:type="dxa"/>
-          </w:tblCellMar>
-        </w:tblPrEx>
-        <w:tc>
-          <w:tcPr>
-            <w:tcW w:w="3000" w:type="dxa"/>
-            <w:tcBorders>
-              <w:top w:val="single" w:sz="4" w:space="0" w:color="808080"/>
-              <w:left w:val="single" w:sz="4" w:space="0" w:color="808080"/>
-              <w:bottom w:val="single" w:sz="4" w:space="0" w:color="808080"/>
-              <w:right w:val="single" w:sz="4" w:space="0" w:color="808080"/>
-            </w:tcBorders>
-            <w:shd w:val="clear" w:color="auto" w:fill="D9D9D9"/>
-            <w:tcMar>
-              <w:top w:w="60" w:type="dxa"/>
-              <w:left w:w="100" w:type="dxa"/>
-              <w:bottom w:w="60" w:type="dxa"/>
-              <w:right w:w="100" w:type="dxa"/>
-            </w:tcMar>
-          </w:tcPr>
-          <w:p>
-            <w:r>
-              <w:rPr>
-                <w:rFonts w:ascii="Arial" w:eastAsia="Arial" w:hAnsi="Arial" w:cs="Arial"/>
-                <w:b/>
-                <w:bCs/>
-              </w:rPr>
-              <w:t>Lugar</w:t>
-            </w:r>
-          </w:p>
-        </w:tc>
-        <w:tc>
-          <w:tcPr>
-            <w:tcW w:w="6026" w:type="dxa"/>
-            <w:tcBorders>
-              <w:top w:val="single" w:sz="4" w:space="0" w:color="808080"/>
-              <w:left w:val="single" w:sz="4" w:space="0" w:color="808080"/>
-              <w:bottom w:val="single" w:sz="4" w:space="0" w:color="808080"/>
-              <w:right w:val="single" w:sz="4" w:space="0" w:color="808080"/>
-            </w:tcBorders>
-            <w:tcMar>
-              <w:top w:w="60" w:type="dxa"/>
-              <w:left w:w="100" w:type="dxa"/>
-              <w:bottom w:w="60" w:type="dxa"/>
-              <w:right w:w="100" w:type="dxa"/>
-            </w:tcMar>
-          </w:tcPr>
-          <w:p>
-            <w:r>
-              <w:rPr>
-                <w:rFonts w:ascii="Arial" w:eastAsia="Arial" w:hAnsi="Arial" w:cs="Arial"/>
-              </w:rPr>
-              <w:t>Duoc UC</w:t>
-            </w:r>
-          </w:p>
-        </w:tc>
-      </w:tr>
-      <w:tr>
-        <w:tblPrEx>
-          <w:tblCellMar>
-            <w:top w:w="0" w:type="dxa"/>
-            <w:bottom w:w="0" w:type="dxa"/>
-          </w:tblCellMar>
-        </w:tblPrEx>
         <w:tc>
           <w:tcPr>
             <w:tcW w:w="3000" w:type="dxa"/>
@@ -532,12 +441,6 @@
         <w:gridCol w:w="1876"/>
       </w:tblGrid>
       <w:tr>
-        <w:tblPrEx>
-          <w:tblCellMar>
-            <w:top w:w="0" w:type="dxa"/>
-            <w:bottom w:w="0" w:type="dxa"/>
-          </w:tblCellMar>
-        </w:tblPrEx>
         <w:trPr>
           <w:tblHeader/>
         </w:trPr>
@@ -667,12 +570,6 @@
         </w:tc>
       </w:tr>
       <w:tr>
-        <w:tblPrEx>
-          <w:tblCellMar>
-            <w:top w:w="0" w:type="dxa"/>
-            <w:bottom w:w="0" w:type="dxa"/>
-          </w:tblCellMar>
-        </w:tblPrEx>
         <w:tc>
           <w:tcPr>
             <w:tcW w:w="3400" w:type="dxa"/>
@@ -784,12 +681,6 @@
         </w:tc>
       </w:tr>
       <w:tr>
-        <w:tblPrEx>
-          <w:tblCellMar>
-            <w:top w:w="0" w:type="dxa"/>
-            <w:bottom w:w="0" w:type="dxa"/>
-          </w:tblCellMar>
-        </w:tblPrEx>
         <w:tc>
           <w:tcPr>
             <w:tcW w:w="3400" w:type="dxa"/>
@@ -901,12 +792,6 @@
         </w:tc>
       </w:tr>
       <w:tr>
-        <w:tblPrEx>
-          <w:tblCellMar>
-            <w:top w:w="0" w:type="dxa"/>
-            <w:bottom w:w="0" w:type="dxa"/>
-          </w:tblCellMar>
-        </w:tblPrEx>
         <w:tc>
           <w:tcPr>
             <w:tcW w:w="3400" w:type="dxa"/>
@@ -1018,12 +903,6 @@
         </w:tc>
       </w:tr>
       <w:tr>
-        <w:tblPrEx>
-          <w:tblCellMar>
-            <w:top w:w="0" w:type="dxa"/>
-            <w:bottom w:w="0" w:type="dxa"/>
-          </w:tblCellMar>
-        </w:tblPrEx>
         <w:tc>
           <w:tcPr>
             <w:tcW w:w="3400" w:type="dxa"/>
@@ -1123,12 +1002,6 @@
         </w:tc>
       </w:tr>
       <w:tr>
-        <w:tblPrEx>
-          <w:tblCellMar>
-            <w:top w:w="0" w:type="dxa"/>
-            <w:bottom w:w="0" w:type="dxa"/>
-          </w:tblCellMar>
-        </w:tblPrEx>
         <w:tc>
           <w:tcPr>
             <w:tcW w:w="3400" w:type="dxa"/>
@@ -1272,12 +1145,6 @@
         <w:gridCol w:w="1900"/>
       </w:tblGrid>
       <w:tr>
-        <w:tblPrEx>
-          <w:tblCellMar>
-            <w:top w:w="0" w:type="dxa"/>
-            <w:bottom w:w="0" w:type="dxa"/>
-          </w:tblCellMar>
-        </w:tblPrEx>
         <w:trPr>
           <w:tblHeader/>
         </w:trPr>
@@ -1417,12 +1284,6 @@
         </w:tc>
       </w:tr>
       <w:tr>
-        <w:tblPrEx>
-          <w:tblCellMar>
-            <w:top w:w="0" w:type="dxa"/>
-            <w:bottom w:w="0" w:type="dxa"/>
-          </w:tblCellMar>
-        </w:tblPrEx>
         <w:tc>
           <w:tcPr>
             <w:tcW w:w="1300" w:type="dxa"/>
@@ -1534,12 +1395,6 @@
         </w:tc>
       </w:tr>
       <w:tr>
-        <w:tblPrEx>
-          <w:tblCellMar>
-            <w:top w:w="0" w:type="dxa"/>
-            <w:bottom w:w="0" w:type="dxa"/>
-          </w:tblCellMar>
-        </w:tblPrEx>
         <w:tc>
           <w:tcPr>
             <w:tcW w:w="1300" w:type="dxa"/>
@@ -1651,12 +1506,6 @@
         </w:tc>
       </w:tr>
       <w:tr>
-        <w:tblPrEx>
-          <w:tblCellMar>
-            <w:top w:w="0" w:type="dxa"/>
-            <w:bottom w:w="0" w:type="dxa"/>
-          </w:tblCellMar>
-        </w:tblPrEx>
         <w:tc>
           <w:tcPr>
             <w:tcW w:w="1300" w:type="dxa"/>
@@ -1768,12 +1617,6 @@
         </w:tc>
       </w:tr>
       <w:tr>
-        <w:tblPrEx>
-          <w:tblCellMar>
-            <w:top w:w="0" w:type="dxa"/>
-            <w:bottom w:w="0" w:type="dxa"/>
-          </w:tblCellMar>
-        </w:tblPrEx>
         <w:tc>
           <w:tcPr>
             <w:tcW w:w="1300" w:type="dxa"/>
@@ -1885,12 +1728,6 @@
         </w:tc>
       </w:tr>
       <w:tr>
-        <w:tblPrEx>
-          <w:tblCellMar>
-            <w:top w:w="0" w:type="dxa"/>
-            <w:bottom w:w="0" w:type="dxa"/>
-          </w:tblCellMar>
-        </w:tblPrEx>
         <w:tc>
           <w:tcPr>
             <w:tcW w:w="1300" w:type="dxa"/>
@@ -2002,12 +1839,6 @@
         </w:tc>
       </w:tr>
       <w:tr>
-        <w:tblPrEx>
-          <w:tblCellMar>
-            <w:top w:w="0" w:type="dxa"/>
-            <w:bottom w:w="0" w:type="dxa"/>
-          </w:tblCellMar>
-        </w:tblPrEx>
         <w:tc>
           <w:tcPr>
             <w:tcW w:w="1300" w:type="dxa"/>
@@ -2119,12 +1950,6 @@
         </w:tc>
       </w:tr>
       <w:tr>
-        <w:tblPrEx>
-          <w:tblCellMar>
-            <w:top w:w="0" w:type="dxa"/>
-            <w:bottom w:w="0" w:type="dxa"/>
-          </w:tblCellMar>
-        </w:tblPrEx>
         <w:tc>
           <w:tcPr>
             <w:tcW w:w="1300" w:type="dxa"/>
@@ -2236,12 +2061,6 @@
         </w:tc>
       </w:tr>
       <w:tr>
-        <w:tblPrEx>
-          <w:tblCellMar>
-            <w:top w:w="0" w:type="dxa"/>
-            <w:bottom w:w="0" w:type="dxa"/>
-          </w:tblCellMar>
-        </w:tblPrEx>
         <w:tc>
           <w:tcPr>
             <w:tcW w:w="1300" w:type="dxa"/>
@@ -2353,12 +2172,6 @@
         </w:tc>
       </w:tr>
       <w:tr>
-        <w:tblPrEx>
-          <w:tblCellMar>
-            <w:top w:w="0" w:type="dxa"/>
-            <w:bottom w:w="0" w:type="dxa"/>
-          </w:tblCellMar>
-        </w:tblPrEx>
         <w:tc>
           <w:tcPr>
             <w:tcW w:w="1300" w:type="dxa"/>
@@ -2502,12 +2315,6 @@
         <w:gridCol w:w="1200"/>
       </w:tblGrid>
       <w:tr>
-        <w:tblPrEx>
-          <w:tblCellMar>
-            <w:top w:w="0" w:type="dxa"/>
-            <w:bottom w:w="0" w:type="dxa"/>
-          </w:tblCellMar>
-        </w:tblPrEx>
         <w:trPr>
           <w:tblHeader/>
         </w:trPr>
@@ -2637,12 +2444,6 @@
         </w:tc>
       </w:tr>
       <w:tr>
-        <w:tblPrEx>
-          <w:tblCellMar>
-            <w:top w:w="0" w:type="dxa"/>
-            <w:bottom w:w="0" w:type="dxa"/>
-          </w:tblCellMar>
-        </w:tblPrEx>
         <w:tc>
           <w:tcPr>
             <w:tcW w:w="1100" w:type="dxa"/>
@@ -2759,12 +2560,6 @@
         </w:tc>
       </w:tr>
       <w:tr>
-        <w:tblPrEx>
-          <w:tblCellMar>
-            <w:top w:w="0" w:type="dxa"/>
-            <w:bottom w:w="0" w:type="dxa"/>
-          </w:tblCellMar>
-        </w:tblPrEx>
         <w:tc>
           <w:tcPr>
             <w:tcW w:w="1100" w:type="dxa"/>
@@ -2881,12 +2676,6 @@
         </w:tc>
       </w:tr>
       <w:tr>
-        <w:tblPrEx>
-          <w:tblCellMar>
-            <w:top w:w="0" w:type="dxa"/>
-            <w:bottom w:w="0" w:type="dxa"/>
-          </w:tblCellMar>
-        </w:tblPrEx>
         <w:tc>
           <w:tcPr>
             <w:tcW w:w="1100" w:type="dxa"/>
@@ -2911,7 +2700,6 @@
               <w:rPr>
                 <w:rFonts w:ascii="Arial" w:eastAsia="Arial" w:hAnsi="Arial" w:cs="Arial"/>
               </w:rPr>
-              <w:lastRenderedPageBreak/>
               <w:t>HU-04</w:t>
             </w:r>
           </w:p>
@@ -2996,12 +2784,6 @@
         </w:tc>
       </w:tr>
       <w:tr>
-        <w:tblPrEx>
-          <w:tblCellMar>
-            <w:top w:w="0" w:type="dxa"/>
-            <w:bottom w:w="0" w:type="dxa"/>
-          </w:tblCellMar>
-        </w:tblPrEx>
         <w:tc>
           <w:tcPr>
             <w:tcW w:w="1100" w:type="dxa"/>
@@ -3026,6 +2808,7 @@
               <w:rPr>
                 <w:rFonts w:ascii="Arial" w:eastAsia="Arial" w:hAnsi="Arial" w:cs="Arial"/>
               </w:rPr>
+              <w:lastRenderedPageBreak/>
               <w:t>HT-04</w:t>
             </w:r>
           </w:p>
@@ -3110,12 +2893,6 @@
         </w:tc>
       </w:tr>
       <w:tr>
-        <w:tblPrEx>
-          <w:tblCellMar>
-            <w:top w:w="0" w:type="dxa"/>
-            <w:bottom w:w="0" w:type="dxa"/>
-          </w:tblCellMar>
-        </w:tblPrEx>
         <w:tc>
           <w:tcPr>
             <w:tcW w:w="1100" w:type="dxa"/>
@@ -3224,12 +3001,6 @@
         </w:tc>
       </w:tr>
       <w:tr>
-        <w:tblPrEx>
-          <w:tblCellMar>
-            <w:top w:w="0" w:type="dxa"/>
-            <w:bottom w:w="0" w:type="dxa"/>
-          </w:tblCellMar>
-        </w:tblPrEx>
         <w:tc>
           <w:tcPr>
             <w:tcW w:w="1100" w:type="dxa"/>
@@ -3338,12 +3109,6 @@
         </w:tc>
       </w:tr>
       <w:tr>
-        <w:tblPrEx>
-          <w:tblCellMar>
-            <w:top w:w="0" w:type="dxa"/>
-            <w:bottom w:w="0" w:type="dxa"/>
-          </w:tblCellMar>
-        </w:tblPrEx>
         <w:tc>
           <w:tcPr>
             <w:tcW w:w="1100" w:type="dxa"/>
@@ -3460,12 +3225,6 @@
         </w:tc>
       </w:tr>
       <w:tr>
-        <w:tblPrEx>
-          <w:tblCellMar>
-            <w:top w:w="0" w:type="dxa"/>
-            <w:bottom w:w="0" w:type="dxa"/>
-          </w:tblCellMar>
-        </w:tblPrEx>
         <w:tc>
           <w:tcPr>
             <w:tcW w:w="1100" w:type="dxa"/>
@@ -3574,12 +3333,6 @@
         </w:tc>
       </w:tr>
       <w:tr>
-        <w:tblPrEx>
-          <w:tblCellMar>
-            <w:top w:w="0" w:type="dxa"/>
-            <w:bottom w:w="0" w:type="dxa"/>
-          </w:tblCellMar>
-        </w:tblPrEx>
         <w:tc>
           <w:tcPr>
             <w:tcW w:w="1100" w:type="dxa"/>
@@ -3696,12 +3449,6 @@
         </w:tc>
       </w:tr>
       <w:tr>
-        <w:tblPrEx>
-          <w:tblCellMar>
-            <w:top w:w="0" w:type="dxa"/>
-            <w:bottom w:w="0" w:type="dxa"/>
-          </w:tblCellMar>
-        </w:tblPrEx>
         <w:tc>
           <w:tcPr>
             <w:tcW w:w="1100" w:type="dxa"/>
@@ -3810,12 +3557,6 @@
         </w:tc>
       </w:tr>
       <w:tr>
-        <w:tblPrEx>
-          <w:tblCellMar>
-            <w:top w:w="0" w:type="dxa"/>
-            <w:bottom w:w="0" w:type="dxa"/>
-          </w:tblCellMar>
-        </w:tblPrEx>
         <w:tc>
           <w:tcPr>
             <w:tcW w:w="1100" w:type="dxa"/>
@@ -3932,12 +3673,6 @@
         </w:tc>
       </w:tr>
       <w:tr>
-        <w:tblPrEx>
-          <w:tblCellMar>
-            <w:top w:w="0" w:type="dxa"/>
-            <w:bottom w:w="0" w:type="dxa"/>
-          </w:tblCellMar>
-        </w:tblPrEx>
         <w:tc>
           <w:tcPr>
             <w:tcW w:w="1100" w:type="dxa"/>
@@ -4046,12 +3781,6 @@
         </w:tc>
       </w:tr>
       <w:tr>
-        <w:tblPrEx>
-          <w:tblCellMar>
-            <w:top w:w="0" w:type="dxa"/>
-            <w:bottom w:w="0" w:type="dxa"/>
-          </w:tblCellMar>
-        </w:tblPrEx>
         <w:tc>
           <w:tcPr>
             <w:tcW w:w="1100" w:type="dxa"/>
@@ -4174,12 +3903,6 @@
         </w:tc>
       </w:tr>
       <w:tr>
-        <w:tblPrEx>
-          <w:tblCellMar>
-            <w:top w:w="0" w:type="dxa"/>
-            <w:bottom w:w="0" w:type="dxa"/>
-          </w:tblCellMar>
-        </w:tblPrEx>
         <w:tc>
           <w:tcPr>
             <w:tcW w:w="1100" w:type="dxa"/>
@@ -4296,12 +4019,6 @@
         </w:tc>
       </w:tr>
       <w:tr>
-        <w:tblPrEx>
-          <w:tblCellMar>
-            <w:top w:w="0" w:type="dxa"/>
-            <w:bottom w:w="0" w:type="dxa"/>
-          </w:tblCellMar>
-        </w:tblPrEx>
         <w:tc>
           <w:tcPr>
             <w:tcW w:w="1100" w:type="dxa"/>
@@ -4410,12 +4127,6 @@
         </w:tc>
       </w:tr>
       <w:tr>
-        <w:tblPrEx>
-          <w:tblCellMar>
-            <w:top w:w="0" w:type="dxa"/>
-            <w:bottom w:w="0" w:type="dxa"/>
-          </w:tblCellMar>
-        </w:tblPrEx>
         <w:tc>
           <w:tcPr>
             <w:tcW w:w="1100" w:type="dxa"/>
@@ -4524,12 +4235,6 @@
         </w:tc>
       </w:tr>
       <w:tr>
-        <w:tblPrEx>
-          <w:tblCellMar>
-            <w:top w:w="0" w:type="dxa"/>
-            <w:bottom w:w="0" w:type="dxa"/>
-          </w:tblCellMar>
-        </w:tblPrEx>
         <w:tc>
           <w:tcPr>
             <w:tcW w:w="1100" w:type="dxa"/>
@@ -4638,12 +4343,6 @@
         </w:tc>
       </w:tr>
       <w:tr>
-        <w:tblPrEx>
-          <w:tblCellMar>
-            <w:top w:w="0" w:type="dxa"/>
-            <w:bottom w:w="0" w:type="dxa"/>
-          </w:tblCellMar>
-        </w:tblPrEx>
         <w:tc>
           <w:tcPr>
             <w:tcW w:w="1100" w:type="dxa"/>
@@ -4760,12 +4459,6 @@
         </w:tc>
       </w:tr>
       <w:tr>
-        <w:tblPrEx>
-          <w:tblCellMar>
-            <w:top w:w="0" w:type="dxa"/>
-            <w:bottom w:w="0" w:type="dxa"/>
-          </w:tblCellMar>
-        </w:tblPrEx>
         <w:tc>
           <w:tcPr>
             <w:tcW w:w="1100" w:type="dxa"/>
@@ -4874,12 +4567,6 @@
         </w:tc>
       </w:tr>
       <w:tr>
-        <w:tblPrEx>
-          <w:tblCellMar>
-            <w:top w:w="0" w:type="dxa"/>
-            <w:bottom w:w="0" w:type="dxa"/>
-          </w:tblCellMar>
-        </w:tblPrEx>
         <w:tc>
           <w:tcPr>
             <w:tcW w:w="1100" w:type="dxa"/>
@@ -5016,12 +4703,6 @@
         </w:tc>
       </w:tr>
       <w:tr>
-        <w:tblPrEx>
-          <w:tblCellMar>
-            <w:top w:w="0" w:type="dxa"/>
-            <w:bottom w:w="0" w:type="dxa"/>
-          </w:tblCellMar>
-        </w:tblPrEx>
         <w:tc>
           <w:tcPr>
             <w:tcW w:w="1100" w:type="dxa"/>
@@ -5130,12 +4811,6 @@
         </w:tc>
       </w:tr>
       <w:tr>
-        <w:tblPrEx>
-          <w:tblCellMar>
-            <w:top w:w="0" w:type="dxa"/>
-            <w:bottom w:w="0" w:type="dxa"/>
-          </w:tblCellMar>
-        </w:tblPrEx>
         <w:tc>
           <w:tcPr>
             <w:tcW w:w="1100" w:type="dxa"/>
@@ -5244,12 +4919,6 @@
         </w:tc>
       </w:tr>
       <w:tr>
-        <w:tblPrEx>
-          <w:tblCellMar>
-            <w:top w:w="0" w:type="dxa"/>
-            <w:bottom w:w="0" w:type="dxa"/>
-          </w:tblCellMar>
-        </w:tblPrEx>
         <w:tc>
           <w:tcPr>
             <w:tcW w:w="1100" w:type="dxa"/>
